--- a/CR_Visite_Chantier_CSPS17_v2.docx
+++ b/CR_Visite_Chantier_CSPS17_v2.docx
@@ -26,6 +26,12 @@
         <w:gridCol w:w="10"/>
       </w:tblGrid>
       <w:tr>
+        <w:tblPrEx>
+          <w:tblCellMar>
+            <w:top w:w="0" w:type="dxa"/>
+            <w:bottom w:w="0" w:type="dxa"/>
+          </w:tblCellMar>
+        </w:tblPrEx>
         <w:trPr>
           <w:gridBefore w:val="1"/>
           <w:wBefore w:w="10" w:type="dxa"/>
@@ -68,6 +74,12 @@
         </w:tc>
       </w:tr>
       <w:tr>
+        <w:tblPrEx>
+          <w:tblCellMar>
+            <w:top w:w="0" w:type="dxa"/>
+            <w:bottom w:w="0" w:type="dxa"/>
+          </w:tblCellMar>
+        </w:tblPrEx>
         <w:trPr>
           <w:gridAfter w:val="1"/>
           <w:wAfter w:w="10" w:type="dxa"/>
@@ -130,6 +142,12 @@
         <w:gridCol w:w="9640"/>
       </w:tblGrid>
       <w:tr>
+        <w:tblPrEx>
+          <w:tblCellMar>
+            <w:top w:w="0" w:type="dxa"/>
+            <w:bottom w:w="0" w:type="dxa"/>
+          </w:tblCellMar>
+        </w:tblPrEx>
         <w:tc>
           <w:tcPr>
             <w:tcW w:w="9640" w:type="dxa"/>
@@ -187,6 +205,12 @@
         <w:gridCol w:w="4820"/>
       </w:tblGrid>
       <w:tr>
+        <w:tblPrEx>
+          <w:tblCellMar>
+            <w:top w:w="0" w:type="dxa"/>
+            <w:bottom w:w="0" w:type="dxa"/>
+          </w:tblCellMar>
+        </w:tblPrEx>
         <w:tc>
           <w:tcPr>
             <w:tcW w:w="4820" w:type="dxa"/>
@@ -259,6 +283,12 @@
         </w:tc>
       </w:tr>
       <w:tr>
+        <w:tblPrEx>
+          <w:tblCellMar>
+            <w:top w:w="0" w:type="dxa"/>
+            <w:bottom w:w="0" w:type="dxa"/>
+          </w:tblCellMar>
+        </w:tblPrEx>
         <w:tc>
           <w:tcPr>
             <w:tcW w:w="4820" w:type="dxa"/>
@@ -287,7 +317,7 @@
                 <w:sz w:val="16"/>
                 <w:szCs w:val="16"/>
               </w:rPr>
-              <w:t>Maître d'Ouvrage :</w:t>
+              <w:t>Maître d'Ouvrage : {{moa_nom}}</w:t>
             </w:r>
           </w:p>
           <w:p/>
@@ -301,7 +331,7 @@
                 <w:sz w:val="16"/>
                 <w:szCs w:val="16"/>
               </w:rPr>
-              <w:t>Désignation / Adresse :</w:t>
+              <w:t>Désignation / Adresse : {{chantier_nom}} — {{chantier_adresse}}</w:t>
             </w:r>
           </w:p>
           <w:p/>
@@ -316,7 +346,7 @@
                 <w:sz w:val="16"/>
                 <w:szCs w:val="16"/>
               </w:rPr>
-              <w:t>Nature des travaux :</w:t>
+              <w:t>Nature des travaux : {{chantier_nature}}</w:t>
             </w:r>
           </w:p>
           <w:p/>
@@ -339,7 +369,7 @@
                 <w:sz w:val="16"/>
                 <w:szCs w:val="16"/>
               </w:rPr>
-              <w:t xml:space="preserve">    —   Réf. CSPS17 : CSPS17/VIS/____-____</w:t>
+              <w:t xml:space="preserve">    —   Réf. CSPS17 : CSPS17/VIS/{{num_affaire}}</w:t>
             </w:r>
           </w:p>
         </w:tc>
@@ -454,6 +484,12 @@
         <w:gridCol w:w="3240"/>
       </w:tblGrid>
       <w:tr>
+        <w:tblPrEx>
+          <w:tblCellMar>
+            <w:top w:w="0" w:type="dxa"/>
+            <w:bottom w:w="0" w:type="dxa"/>
+          </w:tblCellMar>
+        </w:tblPrEx>
         <w:tc>
           <w:tcPr>
             <w:tcW w:w="3200" w:type="dxa"/>
@@ -561,6 +597,12 @@
         </w:tc>
       </w:tr>
       <w:tr>
+        <w:tblPrEx>
+          <w:tblCellMar>
+            <w:top w:w="0" w:type="dxa"/>
+            <w:bottom w:w="0" w:type="dxa"/>
+          </w:tblCellMar>
+        </w:tblPrEx>
         <w:tc>
           <w:tcPr>
             <w:tcW w:w="3200" w:type="dxa"/>
@@ -642,6 +684,12 @@
         </w:tc>
       </w:tr>
       <w:tr>
+        <w:tblPrEx>
+          <w:tblCellMar>
+            <w:top w:w="0" w:type="dxa"/>
+            <w:bottom w:w="0" w:type="dxa"/>
+          </w:tblCellMar>
+        </w:tblPrEx>
         <w:tc>
           <w:tcPr>
             <w:tcW w:w="3200" w:type="dxa"/>
@@ -701,6 +749,12 @@
         </w:tc>
       </w:tr>
       <w:tr>
+        <w:tblPrEx>
+          <w:tblCellMar>
+            <w:top w:w="0" w:type="dxa"/>
+            <w:bottom w:w="0" w:type="dxa"/>
+          </w:tblCellMar>
+        </w:tblPrEx>
         <w:tc>
           <w:tcPr>
             <w:tcW w:w="3200" w:type="dxa"/>
@@ -760,6 +814,12 @@
         </w:tc>
       </w:tr>
       <w:tr>
+        <w:tblPrEx>
+          <w:tblCellMar>
+            <w:top w:w="0" w:type="dxa"/>
+            <w:bottom w:w="0" w:type="dxa"/>
+          </w:tblCellMar>
+        </w:tblPrEx>
         <w:tc>
           <w:tcPr>
             <w:tcW w:w="3200" w:type="dxa"/>
@@ -819,6 +879,12 @@
         </w:tc>
       </w:tr>
       <w:tr>
+        <w:tblPrEx>
+          <w:tblCellMar>
+            <w:top w:w="0" w:type="dxa"/>
+            <w:bottom w:w="0" w:type="dxa"/>
+          </w:tblCellMar>
+        </w:tblPrEx>
         <w:tc>
           <w:tcPr>
             <w:tcW w:w="3200" w:type="dxa"/>
@@ -902,6 +968,12 @@
         <w:gridCol w:w="3240"/>
       </w:tblGrid>
       <w:tr>
+        <w:tblPrEx>
+          <w:tblCellMar>
+            <w:top w:w="0" w:type="dxa"/>
+            <w:bottom w:w="0" w:type="dxa"/>
+          </w:tblCellMar>
+        </w:tblPrEx>
         <w:tc>
           <w:tcPr>
             <w:tcW w:w="3200" w:type="dxa"/>
@@ -1009,6 +1081,12 @@
         </w:tc>
       </w:tr>
       <w:tr>
+        <w:tblPrEx>
+          <w:tblCellMar>
+            <w:top w:w="0" w:type="dxa"/>
+            <w:bottom w:w="0" w:type="dxa"/>
+          </w:tblCellMar>
+        </w:tblPrEx>
         <w:tc>
           <w:tcPr>
             <w:tcW w:w="3200" w:type="dxa"/>
@@ -1068,6 +1146,12 @@
         </w:tc>
       </w:tr>
       <w:tr>
+        <w:tblPrEx>
+          <w:tblCellMar>
+            <w:top w:w="0" w:type="dxa"/>
+            <w:bottom w:w="0" w:type="dxa"/>
+          </w:tblCellMar>
+        </w:tblPrEx>
         <w:tc>
           <w:tcPr>
             <w:tcW w:w="3200" w:type="dxa"/>
@@ -1127,6 +1211,12 @@
         </w:tc>
       </w:tr>
       <w:tr>
+        <w:tblPrEx>
+          <w:tblCellMar>
+            <w:top w:w="0" w:type="dxa"/>
+            <w:bottom w:w="0" w:type="dxa"/>
+          </w:tblCellMar>
+        </w:tblPrEx>
         <w:tc>
           <w:tcPr>
             <w:tcW w:w="3200" w:type="dxa"/>
@@ -1186,6 +1276,12 @@
         </w:tc>
       </w:tr>
       <w:tr>
+        <w:tblPrEx>
+          <w:tblCellMar>
+            <w:top w:w="0" w:type="dxa"/>
+            <w:bottom w:w="0" w:type="dxa"/>
+          </w:tblCellMar>
+        </w:tblPrEx>
         <w:tc>
           <w:tcPr>
             <w:tcW w:w="3200" w:type="dxa"/>
@@ -1245,6 +1341,12 @@
         </w:tc>
       </w:tr>
       <w:tr>
+        <w:tblPrEx>
+          <w:tblCellMar>
+            <w:top w:w="0" w:type="dxa"/>
+            <w:bottom w:w="0" w:type="dxa"/>
+          </w:tblCellMar>
+        </w:tblPrEx>
         <w:tc>
           <w:tcPr>
             <w:tcW w:w="3200" w:type="dxa"/>
@@ -1326,6 +1428,12 @@
         <w:gridCol w:w="9640"/>
       </w:tblGrid>
       <w:tr>
+        <w:tblPrEx>
+          <w:tblCellMar>
+            <w:top w:w="0" w:type="dxa"/>
+            <w:bottom w:w="0" w:type="dxa"/>
+          </w:tblCellMar>
+        </w:tblPrEx>
         <w:tc>
           <w:tcPr>
             <w:tcW w:w="9640" w:type="dxa"/>
@@ -1383,6 +1491,12 @@
         <w:gridCol w:w="6640"/>
       </w:tblGrid>
       <w:tr>
+        <w:tblPrEx>
+          <w:tblCellMar>
+            <w:top w:w="0" w:type="dxa"/>
+            <w:bottom w:w="0" w:type="dxa"/>
+          </w:tblCellMar>
+        </w:tblPrEx>
         <w:tc>
           <w:tcPr>
             <w:tcW w:w="3000" w:type="dxa"/>
@@ -1436,6 +1550,12 @@
         </w:tc>
       </w:tr>
       <w:tr>
+        <w:tblPrEx>
+          <w:tblCellMar>
+            <w:top w:w="0" w:type="dxa"/>
+            <w:bottom w:w="0" w:type="dxa"/>
+          </w:tblCellMar>
+        </w:tblPrEx>
         <w:tc>
           <w:tcPr>
             <w:tcW w:w="3000" w:type="dxa"/>
@@ -1489,6 +1609,12 @@
         </w:tc>
       </w:tr>
       <w:tr>
+        <w:tblPrEx>
+          <w:tblCellMar>
+            <w:top w:w="0" w:type="dxa"/>
+            <w:bottom w:w="0" w:type="dxa"/>
+          </w:tblCellMar>
+        </w:tblPrEx>
         <w:tc>
           <w:tcPr>
             <w:tcW w:w="3000" w:type="dxa"/>
@@ -1542,6 +1668,12 @@
         </w:tc>
       </w:tr>
       <w:tr>
+        <w:tblPrEx>
+          <w:tblCellMar>
+            <w:top w:w="0" w:type="dxa"/>
+            <w:bottom w:w="0" w:type="dxa"/>
+          </w:tblCellMar>
+        </w:tblPrEx>
         <w:tc>
           <w:tcPr>
             <w:tcW w:w="3000" w:type="dxa"/>
@@ -1617,6 +1749,12 @@
         <w:gridCol w:w="9640"/>
       </w:tblGrid>
       <w:tr>
+        <w:tblPrEx>
+          <w:tblCellMar>
+            <w:top w:w="0" w:type="dxa"/>
+            <w:bottom w:w="0" w:type="dxa"/>
+          </w:tblCellMar>
+        </w:tblPrEx>
         <w:tc>
           <w:tcPr>
             <w:tcW w:w="9640" w:type="dxa"/>
@@ -1675,6 +1813,12 @@
         <w:gridCol w:w="2840"/>
       </w:tblGrid>
       <w:tr>
+        <w:tblPrEx>
+          <w:tblCellMar>
+            <w:top w:w="0" w:type="dxa"/>
+            <w:bottom w:w="0" w:type="dxa"/>
+          </w:tblCellMar>
+        </w:tblPrEx>
         <w:tc>
           <w:tcPr>
             <w:tcW w:w="5000" w:type="dxa"/>
@@ -1782,6 +1926,12 @@
         </w:tc>
       </w:tr>
       <w:tr>
+        <w:tblPrEx>
+          <w:tblCellMar>
+            <w:top w:w="0" w:type="dxa"/>
+            <w:bottom w:w="0" w:type="dxa"/>
+          </w:tblCellMar>
+        </w:tblPrEx>
         <w:tc>
           <w:tcPr>
             <w:tcW w:w="9640" w:type="dxa"/>
@@ -1817,6 +1967,12 @@
         </w:tc>
       </w:tr>
       <w:tr>
+        <w:tblPrEx>
+          <w:tblCellMar>
+            <w:top w:w="0" w:type="dxa"/>
+            <w:bottom w:w="0" w:type="dxa"/>
+          </w:tblCellMar>
+        </w:tblPrEx>
         <w:tc>
           <w:tcPr>
             <w:tcW w:w="5000" w:type="dxa"/>
@@ -1887,6 +2043,12 @@
         </w:tc>
       </w:tr>
       <w:tr>
+        <w:tblPrEx>
+          <w:tblCellMar>
+            <w:top w:w="0" w:type="dxa"/>
+            <w:bottom w:w="0" w:type="dxa"/>
+          </w:tblCellMar>
+        </w:tblPrEx>
         <w:tc>
           <w:tcPr>
             <w:tcW w:w="5000" w:type="dxa"/>
@@ -1957,6 +2119,12 @@
         </w:tc>
       </w:tr>
       <w:tr>
+        <w:tblPrEx>
+          <w:tblCellMar>
+            <w:top w:w="0" w:type="dxa"/>
+            <w:bottom w:w="0" w:type="dxa"/>
+          </w:tblCellMar>
+        </w:tblPrEx>
         <w:tc>
           <w:tcPr>
             <w:tcW w:w="5000" w:type="dxa"/>
@@ -1983,7 +2151,6 @@
                 <w:sz w:val="16"/>
                 <w:szCs w:val="16"/>
               </w:rPr>
-              <w:lastRenderedPageBreak/>
               <w:t>Plan de circulation appliqué</w:t>
             </w:r>
           </w:p>
@@ -2028,6 +2195,12 @@
         </w:tc>
       </w:tr>
       <w:tr>
+        <w:tblPrEx>
+          <w:tblCellMar>
+            <w:top w:w="0" w:type="dxa"/>
+            <w:bottom w:w="0" w:type="dxa"/>
+          </w:tblCellMar>
+        </w:tblPrEx>
         <w:tc>
           <w:tcPr>
             <w:tcW w:w="5000" w:type="dxa"/>
@@ -2098,6 +2271,12 @@
         </w:tc>
       </w:tr>
       <w:tr>
+        <w:tblPrEx>
+          <w:tblCellMar>
+            <w:top w:w="0" w:type="dxa"/>
+            <w:bottom w:w="0" w:type="dxa"/>
+          </w:tblCellMar>
+        </w:tblPrEx>
         <w:tc>
           <w:tcPr>
             <w:tcW w:w="5000" w:type="dxa"/>
@@ -2124,6 +2303,7 @@
                 <w:sz w:val="16"/>
                 <w:szCs w:val="16"/>
               </w:rPr>
+              <w:lastRenderedPageBreak/>
               <w:t>Gestion des déchets / bennes</w:t>
             </w:r>
           </w:p>
@@ -2168,6 +2348,12 @@
         </w:tc>
       </w:tr>
       <w:tr>
+        <w:tblPrEx>
+          <w:tblCellMar>
+            <w:top w:w="0" w:type="dxa"/>
+            <w:bottom w:w="0" w:type="dxa"/>
+          </w:tblCellMar>
+        </w:tblPrEx>
         <w:tc>
           <w:tcPr>
             <w:tcW w:w="5000" w:type="dxa"/>
@@ -2238,6 +2424,12 @@
         </w:tc>
       </w:tr>
       <w:tr>
+        <w:tblPrEx>
+          <w:tblCellMar>
+            <w:top w:w="0" w:type="dxa"/>
+            <w:bottom w:w="0" w:type="dxa"/>
+          </w:tblCellMar>
+        </w:tblPrEx>
         <w:tc>
           <w:tcPr>
             <w:tcW w:w="9640" w:type="dxa"/>
@@ -2273,6 +2465,12 @@
         </w:tc>
       </w:tr>
       <w:tr>
+        <w:tblPrEx>
+          <w:tblCellMar>
+            <w:top w:w="0" w:type="dxa"/>
+            <w:bottom w:w="0" w:type="dxa"/>
+          </w:tblCellMar>
+        </w:tblPrEx>
         <w:tc>
           <w:tcPr>
             <w:tcW w:w="5000" w:type="dxa"/>
@@ -2343,6 +2541,12 @@
         </w:tc>
       </w:tr>
       <w:tr>
+        <w:tblPrEx>
+          <w:tblCellMar>
+            <w:top w:w="0" w:type="dxa"/>
+            <w:bottom w:w="0" w:type="dxa"/>
+          </w:tblCellMar>
+        </w:tblPrEx>
         <w:tc>
           <w:tcPr>
             <w:tcW w:w="5000" w:type="dxa"/>
@@ -2413,6 +2617,12 @@
         </w:tc>
       </w:tr>
       <w:tr>
+        <w:tblPrEx>
+          <w:tblCellMar>
+            <w:top w:w="0" w:type="dxa"/>
+            <w:bottom w:w="0" w:type="dxa"/>
+          </w:tblCellMar>
+        </w:tblPrEx>
         <w:tc>
           <w:tcPr>
             <w:tcW w:w="5000" w:type="dxa"/>
@@ -2483,6 +2693,12 @@
         </w:tc>
       </w:tr>
       <w:tr>
+        <w:tblPrEx>
+          <w:tblCellMar>
+            <w:top w:w="0" w:type="dxa"/>
+            <w:bottom w:w="0" w:type="dxa"/>
+          </w:tblCellMar>
+        </w:tblPrEx>
         <w:tc>
           <w:tcPr>
             <w:tcW w:w="5000" w:type="dxa"/>
@@ -2553,6 +2769,12 @@
         </w:tc>
       </w:tr>
       <w:tr>
+        <w:tblPrEx>
+          <w:tblCellMar>
+            <w:top w:w="0" w:type="dxa"/>
+            <w:bottom w:w="0" w:type="dxa"/>
+          </w:tblCellMar>
+        </w:tblPrEx>
         <w:tc>
           <w:tcPr>
             <w:tcW w:w="5000" w:type="dxa"/>
@@ -2623,6 +2845,12 @@
         </w:tc>
       </w:tr>
       <w:tr>
+        <w:tblPrEx>
+          <w:tblCellMar>
+            <w:top w:w="0" w:type="dxa"/>
+            <w:bottom w:w="0" w:type="dxa"/>
+          </w:tblCellMar>
+        </w:tblPrEx>
         <w:tc>
           <w:tcPr>
             <w:tcW w:w="9640" w:type="dxa"/>
@@ -2658,6 +2886,12 @@
         </w:tc>
       </w:tr>
       <w:tr>
+        <w:tblPrEx>
+          <w:tblCellMar>
+            <w:top w:w="0" w:type="dxa"/>
+            <w:bottom w:w="0" w:type="dxa"/>
+          </w:tblCellMar>
+        </w:tblPrEx>
         <w:tc>
           <w:tcPr>
             <w:tcW w:w="5000" w:type="dxa"/>
@@ -2728,6 +2962,12 @@
         </w:tc>
       </w:tr>
       <w:tr>
+        <w:tblPrEx>
+          <w:tblCellMar>
+            <w:top w:w="0" w:type="dxa"/>
+            <w:bottom w:w="0" w:type="dxa"/>
+          </w:tblCellMar>
+        </w:tblPrEx>
         <w:tc>
           <w:tcPr>
             <w:tcW w:w="5000" w:type="dxa"/>
@@ -2798,6 +3038,12 @@
         </w:tc>
       </w:tr>
       <w:tr>
+        <w:tblPrEx>
+          <w:tblCellMar>
+            <w:top w:w="0" w:type="dxa"/>
+            <w:bottom w:w="0" w:type="dxa"/>
+          </w:tblCellMar>
+        </w:tblPrEx>
         <w:tc>
           <w:tcPr>
             <w:tcW w:w="5000" w:type="dxa"/>
@@ -2868,6 +3114,12 @@
         </w:tc>
       </w:tr>
       <w:tr>
+        <w:tblPrEx>
+          <w:tblCellMar>
+            <w:top w:w="0" w:type="dxa"/>
+            <w:bottom w:w="0" w:type="dxa"/>
+          </w:tblCellMar>
+        </w:tblPrEx>
         <w:tc>
           <w:tcPr>
             <w:tcW w:w="9640" w:type="dxa"/>
@@ -2903,6 +3155,12 @@
         </w:tc>
       </w:tr>
       <w:tr>
+        <w:tblPrEx>
+          <w:tblCellMar>
+            <w:top w:w="0" w:type="dxa"/>
+            <w:bottom w:w="0" w:type="dxa"/>
+          </w:tblCellMar>
+        </w:tblPrEx>
         <w:tc>
           <w:tcPr>
             <w:tcW w:w="5000" w:type="dxa"/>
@@ -2973,6 +3231,12 @@
         </w:tc>
       </w:tr>
       <w:tr>
+        <w:tblPrEx>
+          <w:tblCellMar>
+            <w:top w:w="0" w:type="dxa"/>
+            <w:bottom w:w="0" w:type="dxa"/>
+          </w:tblCellMar>
+        </w:tblPrEx>
         <w:tc>
           <w:tcPr>
             <w:tcW w:w="5000" w:type="dxa"/>
@@ -3043,6 +3307,12 @@
         </w:tc>
       </w:tr>
       <w:tr>
+        <w:tblPrEx>
+          <w:tblCellMar>
+            <w:top w:w="0" w:type="dxa"/>
+            <w:bottom w:w="0" w:type="dxa"/>
+          </w:tblCellMar>
+        </w:tblPrEx>
         <w:tc>
           <w:tcPr>
             <w:tcW w:w="5000" w:type="dxa"/>
@@ -3135,6 +3405,12 @@
         <w:gridCol w:w="9640"/>
       </w:tblGrid>
       <w:tr>
+        <w:tblPrEx>
+          <w:tblCellMar>
+            <w:top w:w="0" w:type="dxa"/>
+            <w:bottom w:w="0" w:type="dxa"/>
+          </w:tblCellMar>
+        </w:tblPrEx>
         <w:tc>
           <w:tcPr>
             <w:tcW w:w="9640" w:type="dxa"/>
@@ -3195,6 +3471,12 @@
         <w:gridCol w:w="1600"/>
       </w:tblGrid>
       <w:tr>
+        <w:tblPrEx>
+          <w:tblCellMar>
+            <w:top w:w="0" w:type="dxa"/>
+            <w:bottom w:w="0" w:type="dxa"/>
+          </w:tblCellMar>
+        </w:tblPrEx>
         <w:tc>
           <w:tcPr>
             <w:tcW w:w="500" w:type="dxa"/>
@@ -3372,6 +3654,12 @@
         </w:tc>
       </w:tr>
       <w:tr>
+        <w:tblPrEx>
+          <w:tblCellMar>
+            <w:top w:w="0" w:type="dxa"/>
+            <w:bottom w:w="0" w:type="dxa"/>
+          </w:tblCellMar>
+        </w:tblPrEx>
         <w:tc>
           <w:tcPr>
             <w:tcW w:w="500" w:type="dxa"/>
@@ -3495,6 +3783,12 @@
         </w:tc>
       </w:tr>
       <w:tr>
+        <w:tblPrEx>
+          <w:tblCellMar>
+            <w:top w:w="0" w:type="dxa"/>
+            <w:bottom w:w="0" w:type="dxa"/>
+          </w:tblCellMar>
+        </w:tblPrEx>
         <w:tc>
           <w:tcPr>
             <w:tcW w:w="500" w:type="dxa"/>
@@ -3618,6 +3912,12 @@
         </w:tc>
       </w:tr>
       <w:tr>
+        <w:tblPrEx>
+          <w:tblCellMar>
+            <w:top w:w="0" w:type="dxa"/>
+            <w:bottom w:w="0" w:type="dxa"/>
+          </w:tblCellMar>
+        </w:tblPrEx>
         <w:tc>
           <w:tcPr>
             <w:tcW w:w="500" w:type="dxa"/>
@@ -3741,6 +4041,12 @@
         </w:tc>
       </w:tr>
       <w:tr>
+        <w:tblPrEx>
+          <w:tblCellMar>
+            <w:top w:w="0" w:type="dxa"/>
+            <w:bottom w:w="0" w:type="dxa"/>
+          </w:tblCellMar>
+        </w:tblPrEx>
         <w:tc>
           <w:tcPr>
             <w:tcW w:w="500" w:type="dxa"/>
@@ -3864,6 +4170,12 @@
         </w:tc>
       </w:tr>
       <w:tr>
+        <w:tblPrEx>
+          <w:tblCellMar>
+            <w:top w:w="0" w:type="dxa"/>
+            <w:bottom w:w="0" w:type="dxa"/>
+          </w:tblCellMar>
+        </w:tblPrEx>
         <w:tc>
           <w:tcPr>
             <w:tcW w:w="500" w:type="dxa"/>
@@ -4023,6 +4335,12 @@
         <w:gridCol w:w="9640"/>
       </w:tblGrid>
       <w:tr>
+        <w:tblPrEx>
+          <w:tblCellMar>
+            <w:top w:w="0" w:type="dxa"/>
+            <w:bottom w:w="0" w:type="dxa"/>
+          </w:tblCellMar>
+        </w:tblPrEx>
         <w:tc>
           <w:tcPr>
             <w:tcW w:w="9640" w:type="dxa"/>
@@ -4082,6 +4400,12 @@
         <w:gridCol w:w="1800"/>
       </w:tblGrid>
       <w:tr>
+        <w:tblPrEx>
+          <w:tblCellMar>
+            <w:top w:w="0" w:type="dxa"/>
+            <w:bottom w:w="0" w:type="dxa"/>
+          </w:tblCellMar>
+        </w:tblPrEx>
         <w:tc>
           <w:tcPr>
             <w:tcW w:w="500" w:type="dxa"/>
@@ -4224,6 +4548,12 @@
         </w:tc>
       </w:tr>
       <w:tr>
+        <w:tblPrEx>
+          <w:tblCellMar>
+            <w:top w:w="0" w:type="dxa"/>
+            <w:bottom w:w="0" w:type="dxa"/>
+          </w:tblCellMar>
+        </w:tblPrEx>
         <w:tc>
           <w:tcPr>
             <w:tcW w:w="500" w:type="dxa"/>
@@ -4318,6 +4648,12 @@
         </w:tc>
       </w:tr>
       <w:tr>
+        <w:tblPrEx>
+          <w:tblCellMar>
+            <w:top w:w="0" w:type="dxa"/>
+            <w:bottom w:w="0" w:type="dxa"/>
+          </w:tblCellMar>
+        </w:tblPrEx>
         <w:tc>
           <w:tcPr>
             <w:tcW w:w="500" w:type="dxa"/>
@@ -4412,6 +4748,12 @@
         </w:tc>
       </w:tr>
       <w:tr>
+        <w:tblPrEx>
+          <w:tblCellMar>
+            <w:top w:w="0" w:type="dxa"/>
+            <w:bottom w:w="0" w:type="dxa"/>
+          </w:tblCellMar>
+        </w:tblPrEx>
         <w:tc>
           <w:tcPr>
             <w:tcW w:w="500" w:type="dxa"/>
@@ -4528,6 +4870,12 @@
         <w:gridCol w:w="9640"/>
       </w:tblGrid>
       <w:tr>
+        <w:tblPrEx>
+          <w:tblCellMar>
+            <w:top w:w="0" w:type="dxa"/>
+            <w:bottom w:w="0" w:type="dxa"/>
+          </w:tblCellMar>
+        </w:tblPrEx>
         <w:tc>
           <w:tcPr>
             <w:tcW w:w="9640" w:type="dxa"/>
@@ -4556,7 +4904,6 @@
                 <w:sz w:val="19"/>
                 <w:szCs w:val="19"/>
               </w:rPr>
-              <w:lastRenderedPageBreak/>
               <w:t>6. PHOTOS ET CONSTATS TERRAIN</w:t>
             </w:r>
           </w:p>
@@ -4586,6 +4933,12 @@
         <w:gridCol w:w="4820"/>
       </w:tblGrid>
       <w:tr>
+        <w:tblPrEx>
+          <w:tblCellMar>
+            <w:top w:w="0" w:type="dxa"/>
+            <w:bottom w:w="0" w:type="dxa"/>
+          </w:tblCellMar>
+        </w:tblPrEx>
         <w:tc>
           <w:tcPr>
             <w:tcW w:w="4820" w:type="dxa"/>
@@ -4658,6 +5011,12 @@
         </w:tc>
       </w:tr>
       <w:tr>
+        <w:tblPrEx>
+          <w:tblCellMar>
+            <w:top w:w="0" w:type="dxa"/>
+            <w:bottom w:w="0" w:type="dxa"/>
+          </w:tblCellMar>
+        </w:tblPrEx>
         <w:tc>
           <w:tcPr>
             <w:tcW w:w="4820" w:type="dxa"/>
@@ -4708,6 +5067,12 @@
         </w:tc>
       </w:tr>
       <w:tr>
+        <w:tblPrEx>
+          <w:tblCellMar>
+            <w:top w:w="0" w:type="dxa"/>
+            <w:bottom w:w="0" w:type="dxa"/>
+          </w:tblCellMar>
+        </w:tblPrEx>
         <w:tc>
           <w:tcPr>
             <w:tcW w:w="4820" w:type="dxa"/>
@@ -4774,6 +5139,12 @@
         </w:tc>
       </w:tr>
       <w:tr>
+        <w:tblPrEx>
+          <w:tblCellMar>
+            <w:top w:w="0" w:type="dxa"/>
+            <w:bottom w:w="0" w:type="dxa"/>
+          </w:tblCellMar>
+        </w:tblPrEx>
         <w:tc>
           <w:tcPr>
             <w:tcW w:w="4820" w:type="dxa"/>
@@ -4846,6 +5217,12 @@
         </w:tc>
       </w:tr>
       <w:tr>
+        <w:tblPrEx>
+          <w:tblCellMar>
+            <w:top w:w="0" w:type="dxa"/>
+            <w:bottom w:w="0" w:type="dxa"/>
+          </w:tblCellMar>
+        </w:tblPrEx>
         <w:tc>
           <w:tcPr>
             <w:tcW w:w="4820" w:type="dxa"/>
@@ -4896,6 +5273,12 @@
         </w:tc>
       </w:tr>
       <w:tr>
+        <w:tblPrEx>
+          <w:tblCellMar>
+            <w:top w:w="0" w:type="dxa"/>
+            <w:bottom w:w="0" w:type="dxa"/>
+          </w:tblCellMar>
+        </w:tblPrEx>
         <w:tc>
           <w:tcPr>
             <w:tcW w:w="4820" w:type="dxa"/>
@@ -4984,6 +5367,12 @@
         <w:gridCol w:w="9640"/>
       </w:tblGrid>
       <w:tr>
+        <w:tblPrEx>
+          <w:tblCellMar>
+            <w:top w:w="0" w:type="dxa"/>
+            <w:bottom w:w="0" w:type="dxa"/>
+          </w:tblCellMar>
+        </w:tblPrEx>
         <w:tc>
           <w:tcPr>
             <w:tcW w:w="9640" w:type="dxa"/>
@@ -5040,6 +5429,12 @@
         <w:gridCol w:w="9640"/>
       </w:tblGrid>
       <w:tr>
+        <w:tblPrEx>
+          <w:tblCellMar>
+            <w:top w:w="0" w:type="dxa"/>
+            <w:bottom w:w="0" w:type="dxa"/>
+          </w:tblCellMar>
+        </w:tblPrEx>
         <w:tc>
           <w:tcPr>
             <w:tcW w:w="9640" w:type="dxa"/>
@@ -5097,6 +5492,12 @@
         <w:gridCol w:w="4820"/>
       </w:tblGrid>
       <w:tr>
+        <w:tblPrEx>
+          <w:tblCellMar>
+            <w:top w:w="0" w:type="dxa"/>
+            <w:bottom w:w="0" w:type="dxa"/>
+          </w:tblCellMar>
+        </w:tblPrEx>
         <w:tc>
           <w:tcPr>
             <w:tcW w:w="4820" w:type="dxa"/>
@@ -5169,6 +5570,12 @@
         </w:tc>
       </w:tr>
       <w:tr>
+        <w:tblPrEx>
+          <w:tblCellMar>
+            <w:top w:w="0" w:type="dxa"/>
+            <w:bottom w:w="0" w:type="dxa"/>
+          </w:tblCellMar>
+        </w:tblPrEx>
         <w:tc>
           <w:tcPr>
             <w:tcW w:w="4820" w:type="dxa"/>
@@ -5365,6 +5772,12 @@
       <w:gridCol w:w="9640"/>
     </w:tblGrid>
     <w:tr>
+      <w:tblPrEx>
+        <w:tblCellMar>
+          <w:top w:w="0" w:type="dxa"/>
+          <w:bottom w:w="0" w:type="dxa"/>
+        </w:tblCellMar>
+      </w:tblPrEx>
       <w:tc>
         <w:tcPr>
           <w:tcW w:w="9640" w:type="dxa"/>
@@ -5442,10 +5855,16 @@
       <w:tblLook w:val="04A0" w:firstRow="1" w:lastRow="0" w:firstColumn="1" w:lastColumn="0" w:noHBand="0" w:noVBand="1"/>
     </w:tblPr>
     <w:tblGrid>
-      <w:gridCol w:w="2376"/>
-      <w:gridCol w:w="7264"/>
+      <w:gridCol w:w="2000"/>
+      <w:gridCol w:w="7640"/>
     </w:tblGrid>
     <w:tr>
+      <w:tblPrEx>
+        <w:tblCellMar>
+          <w:top w:w="0" w:type="dxa"/>
+          <w:bottom w:w="0" w:type="dxa"/>
+        </w:tblCellMar>
+      </w:tblPrEx>
       <w:tc>
         <w:tcPr>
           <w:tcW w:w="2000" w:type="dxa"/>
@@ -5465,64 +5884,29 @@
           <w:vAlign w:val="center"/>
         </w:tcPr>
         <w:p>
+          <w:proofErr w:type="gramStart"/>
           <w:r>
             <w:rPr>
               <w:rFonts w:ascii="Arial" w:eastAsia="Arial" w:hAnsi="Arial" w:cs="Arial"/>
               <w:i/>
               <w:iCs/>
-              <w:noProof/>
               <w:color w:val="AAAAAA"/>
               <w:sz w:val="16"/>
               <w:szCs w:val="16"/>
             </w:rPr>
-            <w:drawing>
-              <wp:inline distT="0" distB="0" distL="0" distR="0" wp14:anchorId="479C25A2" wp14:editId="505858C2">
-                <wp:extent cx="1432560" cy="1024106"/>
-                <wp:effectExtent l="0" t="0" r="0" b="5080"/>
-                <wp:docPr id="1780031511" name="Image 1"/>
-                <wp:cNvGraphicFramePr>
-                  <a:graphicFrameLocks xmlns:a="http://schemas.openxmlformats.org/drawingml/2006/main" noChangeAspect="1"/>
-                </wp:cNvGraphicFramePr>
-                <a:graphic xmlns:a="http://schemas.openxmlformats.org/drawingml/2006/main">
-                  <a:graphicData uri="http://schemas.openxmlformats.org/drawingml/2006/picture">
-                    <pic:pic xmlns:pic="http://schemas.openxmlformats.org/drawingml/2006/picture">
-                      <pic:nvPicPr>
-                        <pic:cNvPr id="0" name="Picture 1"/>
-                        <pic:cNvPicPr>
-                          <a:picLocks noChangeAspect="1" noChangeArrowheads="1"/>
-                        </pic:cNvPicPr>
-                      </pic:nvPicPr>
-                      <pic:blipFill>
-                        <a:blip r:embed="rId1">
-                          <a:extLst>
-                            <a:ext uri="{28A0092B-C50C-407E-A947-70E740481C1C}">
-                              <a14:useLocalDpi xmlns:a14="http://schemas.microsoft.com/office/drawing/2010/main" val="0"/>
-                            </a:ext>
-                          </a:extLst>
-                        </a:blip>
-                        <a:srcRect/>
-                        <a:stretch>
-                          <a:fillRect/>
-                        </a:stretch>
-                      </pic:blipFill>
-                      <pic:spPr bwMode="auto">
-                        <a:xfrm>
-                          <a:off x="0" y="0"/>
-                          <a:ext cx="1440166" cy="1029544"/>
-                        </a:xfrm>
-                        <a:prstGeom prst="rect">
-                          <a:avLst/>
-                        </a:prstGeom>
-                        <a:noFill/>
-                        <a:ln>
-                          <a:noFill/>
-                        </a:ln>
-                      </pic:spPr>
-                    </pic:pic>
-                  </a:graphicData>
-                </a:graphic>
-              </wp:inline>
-            </w:drawing>
+            <w:t>[ LOGO</w:t>
+          </w:r>
+          <w:proofErr w:type="gramEnd"/>
+          <w:r>
+            <w:rPr>
+              <w:rFonts w:ascii="Arial" w:eastAsia="Arial" w:hAnsi="Arial" w:cs="Arial"/>
+              <w:i/>
+              <w:iCs/>
+              <w:color w:val="AAAAAA"/>
+              <w:sz w:val="16"/>
+              <w:szCs w:val="16"/>
+            </w:rPr>
+            <w:t xml:space="preserve"> ]</w:t>
           </w:r>
         </w:p>
       </w:tc>
@@ -6249,48 +6633,6 @@
       <w:szCs w:val="20"/>
     </w:rPr>
   </w:style>
-  <w:style w:type="paragraph" w:styleId="En-tte">
-    <w:name w:val="header"/>
-    <w:basedOn w:val="Normal"/>
-    <w:link w:val="En-tteCar"/>
-    <w:uiPriority w:val="99"/>
-    <w:unhideWhenUsed/>
-    <w:rsid w:val="00774A4F"/>
-    <w:pPr>
-      <w:tabs>
-        <w:tab w:val="center" w:pos="4536"/>
-        <w:tab w:val="right" w:pos="9072"/>
-      </w:tabs>
-    </w:pPr>
-  </w:style>
-  <w:style w:type="character" w:customStyle="1" w:styleId="En-tteCar">
-    <w:name w:val="En-tête Car"/>
-    <w:basedOn w:val="Policepardfaut"/>
-    <w:link w:val="En-tte"/>
-    <w:uiPriority w:val="99"/>
-    <w:rsid w:val="00774A4F"/>
-  </w:style>
-  <w:style w:type="paragraph" w:styleId="Pieddepage">
-    <w:name w:val="footer"/>
-    <w:basedOn w:val="Normal"/>
-    <w:link w:val="PieddepageCar"/>
-    <w:uiPriority w:val="99"/>
-    <w:unhideWhenUsed/>
-    <w:rsid w:val="00774A4F"/>
-    <w:pPr>
-      <w:tabs>
-        <w:tab w:val="center" w:pos="4536"/>
-        <w:tab w:val="right" w:pos="9072"/>
-      </w:tabs>
-    </w:pPr>
-  </w:style>
-  <w:style w:type="character" w:customStyle="1" w:styleId="PieddepageCar">
-    <w:name w:val="Pied de page Car"/>
-    <w:basedOn w:val="Policepardfaut"/>
-    <w:link w:val="Pieddepage"/>
-    <w:uiPriority w:val="99"/>
-    <w:rsid w:val="00774A4F"/>
-  </w:style>
 </w:styles>
 </file>
 

--- a/CR_Visite_Chantier_CSPS17_v2.docx
+++ b/CR_Visite_Chantier_CSPS17_v2.docx
@@ -287,7 +287,7 @@
                 <w:sz w:val="16"/>
                 <w:szCs w:val="16"/>
               </w:rPr>
-              <w:t>Maître d'Ouvrage :</w:t>
+              <w:t>Maître d'Ouvrage : {{moa_nom}}</w:t>
             </w:r>
           </w:p>
           <w:p/>
@@ -301,7 +301,7 @@
                 <w:sz w:val="16"/>
                 <w:szCs w:val="16"/>
               </w:rPr>
-              <w:t>Désignation / Adresse :</w:t>
+              <w:t>Désignation / Adresse : {{chantier_nom}} — {{chantier_adresse}}</w:t>
             </w:r>
           </w:p>
           <w:p/>
@@ -316,7 +316,7 @@
                 <w:sz w:val="16"/>
                 <w:szCs w:val="16"/>
               </w:rPr>
-              <w:t>Nature des travaux :</w:t>
+              <w:t>Nature des travaux : {{chantier_nature}}</w:t>
             </w:r>
           </w:p>
           <w:p/>
@@ -339,7 +339,7 @@
                 <w:sz w:val="16"/>
                 <w:szCs w:val="16"/>
               </w:rPr>
-              <w:t xml:space="preserve">    —   Réf. CSPS17 : CSPS17/VIS/____-____</w:t>
+              <w:t xml:space="preserve">    —   Réf. CSPS17 : CSPS17/VIS/{{num_affaire}}</w:t>
             </w:r>
           </w:p>
         </w:tc>

--- a/CR_Visite_Chantier_CSPS17_v2.docx
+++ b/CR_Visite_Chantier_CSPS17_v2.docx
@@ -5197,7 +5197,8 @@
                 <w:sz w:val="16"/>
                 <w:szCs w:val="16"/>
               </w:rPr>
-              <w:t>Alain SUZANNE – CSPS17 | Niveau 1 C+R</w:t>
+              <w:t>Alain SUZANNE – CSPS17 | Niveau 1 C+R
+{{sig_csps}}</w:t>
             </w:r>
           </w:p>
           <w:p/>
